--- a/9-交付管理/运行记录类文件/TXHS-09-02-公安视频监控项目运维项目-交付方案.docx
+++ b/9-交付管理/运行记录类文件/TXHS-09-02-公安视频监控项目运维项目-交付方案.docx
@@ -230,16 +230,7 @@
           <w:rFonts w:hint="eastAsia"/>
           <w:lang w:val="en-US" w:eastAsia="zh-CN"/>
         </w:rPr>
-        <w:t>交付</w:t>
-      </w:r>
-      <w:bookmarkStart w:id="29" w:name="_GoBack"/>
-      <w:bookmarkEnd w:id="29"/>
-      <w:r>
-        <w:rPr>
-          <w:rFonts w:hint="eastAsia"/>
-          <w:lang w:val="en-US" w:eastAsia="zh-CN"/>
-        </w:rPr>
-        <w:t>方案</w:t>
+        <w:t>交付方案</w:t>
       </w:r>
       <w:bookmarkEnd w:id="1"/>
     </w:p>
@@ -1390,7 +1381,7 @@
                 <w:vertAlign w:val="baseline"/>
                 <w:lang w:val="en-US" w:eastAsia="zh-CN"/>
               </w:rPr>
-              <w:t>强宇涛</w:t>
+              <w:t>程方</w:t>
             </w:r>
           </w:p>
         </w:tc>
@@ -1433,7 +1424,7 @@
                 <w:vertAlign w:val="baseline"/>
                 <w:lang w:val="en-US" w:eastAsia="zh-CN"/>
               </w:rPr>
-              <w:t>陈凯</w:t>
+              <w:t>茅建根</w:t>
             </w:r>
           </w:p>
         </w:tc>
@@ -3981,7 +3972,23 @@
           <w:rFonts w:hint="default"/>
           <w:lang w:val="en-US" w:eastAsia="zh-CN"/>
         </w:rPr>
-        <w:t>为确保公安视频监控系统（含前端摄像机、网络传输、后端存储及平台软件）长期稳定运行，保障社会治安防控体系正常运作，依据《公安视频监控项目专业运维服务合同》约定，特制定本实施方案。</w:t>
+        <w:t>为确保公安视频监控系统（含前端摄像机、网络传输、后端存储及平台软件）长期稳定运行，保障社会治安防控体系正常运作，依据《公安视频监控项目专业运维服务合同》约定，特制定本</w:t>
+      </w:r>
+      <w:r>
+        <w:rPr>
+          <w:rFonts w:hint="eastAsia"/>
+          <w:lang w:val="en-US" w:eastAsia="zh-CN"/>
+        </w:rPr>
+        <w:t>交付</w:t>
+      </w:r>
+      <w:bookmarkStart w:id="29" w:name="_GoBack"/>
+      <w:bookmarkEnd w:id="29"/>
+      <w:r>
+        <w:rPr>
+          <w:rFonts w:hint="default"/>
+          <w:lang w:val="en-US" w:eastAsia="zh-CN"/>
+        </w:rPr>
+        <w:t>方案。</w:t>
       </w:r>
     </w:p>
     <w:p>
@@ -4365,6 +4372,7 @@
             <w:insideH w:val="none" w:color="auto" w:sz="0" w:space="0"/>
             <w:insideV w:val="none" w:color="auto" w:sz="0" w:space="0"/>
           </w:tblBorders>
+          <w:shd w:val="clear" w:color="auto" w:fill="auto"/>
           <w:tblCellMar>
             <w:top w:w="15" w:type="dxa"/>
             <w:left w:w="15" w:type="dxa"/>
@@ -4501,6 +4509,7 @@
             <w:insideH w:val="none" w:color="auto" w:sz="0" w:space="0"/>
             <w:insideV w:val="none" w:color="auto" w:sz="0" w:space="0"/>
           </w:tblBorders>
+          <w:shd w:val="clear" w:color="auto" w:fill="auto"/>
           <w:tblCellMar>
             <w:top w:w="15" w:type="dxa"/>
             <w:left w:w="15" w:type="dxa"/>
@@ -4703,6 +4712,7 @@
             <w:insideH w:val="none" w:color="auto" w:sz="0" w:space="0"/>
             <w:insideV w:val="none" w:color="auto" w:sz="0" w:space="0"/>
           </w:tblBorders>
+          <w:shd w:val="clear" w:color="auto" w:fill="auto"/>
           <w:tblCellMar>
             <w:top w:w="15" w:type="dxa"/>
             <w:left w:w="15" w:type="dxa"/>
@@ -4889,6 +4899,394 @@
                 <w:lang w:val="en-US" w:eastAsia="zh-CN"/>
               </w:rPr>
               <w:t>职责</w:t>
+            </w:r>
+          </w:p>
+        </w:tc>
+      </w:tr>
+      <w:tr>
+        <w:tblPrEx>
+          <w:tblBorders>
+            <w:top w:val="none" w:color="auto" w:sz="0" w:space="0"/>
+            <w:left w:val="none" w:color="auto" w:sz="0" w:space="0"/>
+            <w:bottom w:val="none" w:color="auto" w:sz="0" w:space="0"/>
+            <w:right w:val="none" w:color="auto" w:sz="0" w:space="0"/>
+            <w:insideH w:val="none" w:color="auto" w:sz="0" w:space="0"/>
+            <w:insideV w:val="none" w:color="auto" w:sz="0" w:space="0"/>
+          </w:tblBorders>
+          <w:shd w:val="clear" w:color="auto" w:fill="auto"/>
+          <w:tblCellMar>
+            <w:top w:w="15" w:type="dxa"/>
+            <w:left w:w="15" w:type="dxa"/>
+            <w:bottom w:w="15" w:type="dxa"/>
+            <w:right w:w="15" w:type="dxa"/>
+          </w:tblCellMar>
+        </w:tblPrEx>
+        <w:trPr>
+          <w:trHeight w:val="0" w:hRule="atLeast"/>
+          <w:jc w:val="center"/>
+        </w:trPr>
+        <w:tc>
+          <w:tcPr>
+            <w:tcW w:w="0" w:type="auto"/>
+            <w:tcBorders>
+              <w:top w:val="single" w:color="auto" w:sz="4" w:space="0"/>
+              <w:left w:val="single" w:color="auto" w:sz="12" w:space="0"/>
+              <w:bottom w:val="nil"/>
+              <w:right w:val="nil"/>
+            </w:tcBorders>
+            <w:shd w:val="clear" w:color="auto" w:fill="auto"/>
+            <w:tcMar>
+              <w:top w:w="120" w:type="dxa"/>
+              <w:left w:w="-1" w:type="dxa"/>
+              <w:bottom w:w="120" w:type="dxa"/>
+              <w:right w:w="192" w:type="dxa"/>
+            </w:tcMar>
+            <w:vAlign w:val="center"/>
+          </w:tcPr>
+          <w:p>
+            <w:pPr>
+              <w:keepNext w:val="0"/>
+              <w:keepLines w:val="0"/>
+              <w:widowControl/>
+              <w:suppressLineNumbers w:val="0"/>
+              <w:snapToGrid w:val="0"/>
+              <w:spacing w:line="240" w:lineRule="auto"/>
+              <w:ind w:left="0" w:leftChars="0" w:right="0" w:rightChars="0" w:firstLine="0" w:firstLineChars="0"/>
+              <w:jc w:val="center"/>
+              <w:rPr>
+                <w:rFonts w:hint="default" w:ascii="Segoe UI" w:hAnsi="Segoe UI" w:eastAsia="Segoe UI" w:cs="Segoe UI"/>
+                <w:i w:val="0"/>
+                <w:iCs w:val="0"/>
+                <w:caps w:val="0"/>
+                <w:color w:val="0F1115"/>
+                <w:spacing w:val="0"/>
+                <w:sz w:val="18"/>
+                <w:szCs w:val="18"/>
+              </w:rPr>
+            </w:pPr>
+            <w:r>
+              <w:rPr>
+                <w:rFonts w:hint="default" w:ascii="Segoe UI" w:hAnsi="Segoe UI" w:eastAsia="Segoe UI" w:cs="Segoe UI"/>
+                <w:i w:val="0"/>
+                <w:iCs w:val="0"/>
+                <w:caps w:val="0"/>
+                <w:snapToGrid w:val="0"/>
+                <w:color w:val="000000"/>
+                <w:spacing w:val="0"/>
+                <w:kern w:val="0"/>
+                <w:sz w:val="18"/>
+                <w:szCs w:val="18"/>
+                <w:lang w:val="en-US" w:eastAsia="zh-CN"/>
+              </w:rPr>
+              <w:t>项目负责人</w:t>
+            </w:r>
+          </w:p>
+        </w:tc>
+        <w:tc>
+          <w:tcPr>
+            <w:tcW w:w="0" w:type="auto"/>
+            <w:tcBorders>
+              <w:top w:val="single" w:color="auto" w:sz="4" w:space="0"/>
+              <w:left w:val="single" w:color="auto" w:sz="4" w:space="0"/>
+              <w:bottom w:val="nil"/>
+              <w:right w:val="nil"/>
+            </w:tcBorders>
+            <w:shd w:val="clear" w:color="auto" w:fill="auto"/>
+            <w:tcMar>
+              <w:top w:w="120" w:type="dxa"/>
+              <w:left w:w="192" w:type="dxa"/>
+              <w:bottom w:w="120" w:type="dxa"/>
+              <w:right w:w="192" w:type="dxa"/>
+            </w:tcMar>
+            <w:vAlign w:val="center"/>
+          </w:tcPr>
+          <w:p>
+            <w:pPr>
+              <w:keepNext w:val="0"/>
+              <w:keepLines w:val="0"/>
+              <w:widowControl/>
+              <w:suppressLineNumbers w:val="0"/>
+              <w:snapToGrid w:val="0"/>
+              <w:spacing w:line="240" w:lineRule="auto"/>
+              <w:ind w:left="0" w:leftChars="0" w:right="0" w:rightChars="0" w:firstLine="0" w:firstLineChars="0"/>
+              <w:jc w:val="left"/>
+              <w:rPr>
+                <w:rFonts w:hint="default" w:ascii="Segoe UI" w:hAnsi="Segoe UI" w:eastAsia="Segoe UI" w:cs="Segoe UI"/>
+                <w:i w:val="0"/>
+                <w:iCs w:val="0"/>
+                <w:caps w:val="0"/>
+                <w:color w:val="0F1115"/>
+                <w:spacing w:val="0"/>
+                <w:sz w:val="18"/>
+                <w:szCs w:val="18"/>
+              </w:rPr>
+            </w:pPr>
+            <w:r>
+              <w:rPr>
+                <w:rFonts w:hint="default" w:ascii="Segoe UI" w:hAnsi="Segoe UI" w:eastAsia="Segoe UI" w:cs="Segoe UI"/>
+                <w:i w:val="0"/>
+                <w:iCs w:val="0"/>
+                <w:caps w:val="0"/>
+                <w:snapToGrid w:val="0"/>
+                <w:color w:val="000000"/>
+                <w:spacing w:val="0"/>
+                <w:kern w:val="0"/>
+                <w:sz w:val="18"/>
+                <w:szCs w:val="18"/>
+                <w:lang w:val="en-US" w:eastAsia="zh-CN"/>
+              </w:rPr>
+              <w:t>运维部经理</w:t>
+            </w:r>
+          </w:p>
+        </w:tc>
+        <w:tc>
+          <w:tcPr>
+            <w:tcW w:w="4641" w:type="dxa"/>
+            <w:tcBorders>
+              <w:top w:val="single" w:color="auto" w:sz="4" w:space="0"/>
+              <w:left w:val="single" w:color="auto" w:sz="4" w:space="0"/>
+              <w:bottom w:val="nil"/>
+              <w:right w:val="single" w:color="auto" w:sz="12" w:space="0"/>
+            </w:tcBorders>
+            <w:shd w:val="clear" w:color="auto" w:fill="auto"/>
+            <w:tcMar>
+              <w:top w:w="120" w:type="dxa"/>
+              <w:left w:w="192" w:type="dxa"/>
+              <w:bottom w:w="120" w:type="dxa"/>
+              <w:right w:w="-1" w:type="dxa"/>
+            </w:tcMar>
+            <w:vAlign w:val="center"/>
+          </w:tcPr>
+          <w:p>
+            <w:pPr>
+              <w:keepNext w:val="0"/>
+              <w:keepLines w:val="0"/>
+              <w:widowControl/>
+              <w:suppressLineNumbers w:val="0"/>
+              <w:snapToGrid w:val="0"/>
+              <w:spacing w:line="240" w:lineRule="auto"/>
+              <w:ind w:left="0" w:leftChars="0" w:right="0" w:rightChars="0" w:firstLine="0" w:firstLineChars="0"/>
+              <w:jc w:val="left"/>
+              <w:rPr>
+                <w:rFonts w:hint="default" w:ascii="Segoe UI" w:hAnsi="Segoe UI" w:eastAsia="Segoe UI" w:cs="Segoe UI"/>
+                <w:i w:val="0"/>
+                <w:iCs w:val="0"/>
+                <w:caps w:val="0"/>
+                <w:color w:val="0F1115"/>
+                <w:spacing w:val="0"/>
+                <w:sz w:val="18"/>
+                <w:szCs w:val="18"/>
+              </w:rPr>
+            </w:pPr>
+            <w:r>
+              <w:rPr>
+                <w:rFonts w:hint="default" w:ascii="Segoe UI" w:hAnsi="Segoe UI" w:eastAsia="Segoe UI" w:cs="Segoe UI"/>
+                <w:i w:val="0"/>
+                <w:iCs w:val="0"/>
+                <w:caps w:val="0"/>
+                <w:snapToGrid w:val="0"/>
+                <w:color w:val="000000"/>
+                <w:spacing w:val="0"/>
+                <w:kern w:val="0"/>
+                <w:sz w:val="18"/>
+                <w:szCs w:val="18"/>
+                <w:lang w:val="en-US" w:eastAsia="zh-CN"/>
+              </w:rPr>
+              <w:t>项目整体协调、资源调配、质量监督、客户沟通</w:t>
+            </w:r>
+          </w:p>
+        </w:tc>
+      </w:tr>
+      <w:tr>
+        <w:tblPrEx>
+          <w:tblBorders>
+            <w:top w:val="none" w:color="auto" w:sz="0" w:space="0"/>
+            <w:left w:val="none" w:color="auto" w:sz="0" w:space="0"/>
+            <w:bottom w:val="none" w:color="auto" w:sz="0" w:space="0"/>
+            <w:right w:val="none" w:color="auto" w:sz="0" w:space="0"/>
+            <w:insideH w:val="none" w:color="auto" w:sz="0" w:space="0"/>
+            <w:insideV w:val="none" w:color="auto" w:sz="0" w:space="0"/>
+          </w:tblBorders>
+          <w:shd w:val="clear" w:color="auto" w:fill="auto"/>
+          <w:tblCellMar>
+            <w:top w:w="15" w:type="dxa"/>
+            <w:left w:w="15" w:type="dxa"/>
+            <w:bottom w:w="15" w:type="dxa"/>
+            <w:right w:w="15" w:type="dxa"/>
+          </w:tblCellMar>
+        </w:tblPrEx>
+        <w:trPr>
+          <w:trHeight w:val="0" w:hRule="atLeast"/>
+          <w:jc w:val="center"/>
+        </w:trPr>
+        <w:tc>
+          <w:tcPr>
+            <w:tcW w:w="0" w:type="auto"/>
+            <w:tcBorders>
+              <w:top w:val="single" w:color="auto" w:sz="4" w:space="0"/>
+              <w:left w:val="single" w:color="auto" w:sz="12" w:space="0"/>
+              <w:bottom w:val="nil"/>
+              <w:right w:val="nil"/>
+            </w:tcBorders>
+            <w:shd w:val="clear" w:color="auto" w:fill="auto"/>
+            <w:tcMar>
+              <w:top w:w="120" w:type="dxa"/>
+              <w:left w:w="-1" w:type="dxa"/>
+              <w:bottom w:w="120" w:type="dxa"/>
+              <w:right w:w="192" w:type="dxa"/>
+            </w:tcMar>
+            <w:vAlign w:val="center"/>
+          </w:tcPr>
+          <w:p>
+            <w:pPr>
+              <w:keepNext w:val="0"/>
+              <w:keepLines w:val="0"/>
+              <w:widowControl/>
+              <w:suppressLineNumbers w:val="0"/>
+              <w:snapToGrid w:val="0"/>
+              <w:spacing w:line="240" w:lineRule="auto"/>
+              <w:ind w:left="0" w:leftChars="0" w:right="0" w:rightChars="0" w:firstLine="0" w:firstLineChars="0"/>
+              <w:jc w:val="center"/>
+              <w:rPr>
+                <w:rFonts w:hint="default" w:ascii="Segoe UI" w:hAnsi="Segoe UI" w:eastAsia="Segoe UI" w:cs="Segoe UI"/>
+                <w:i w:val="0"/>
+                <w:iCs w:val="0"/>
+                <w:caps w:val="0"/>
+                <w:color w:val="0F1115"/>
+                <w:spacing w:val="0"/>
+                <w:sz w:val="18"/>
+                <w:szCs w:val="18"/>
+              </w:rPr>
+            </w:pPr>
+            <w:r>
+              <w:rPr>
+                <w:rFonts w:hint="default" w:ascii="Segoe UI" w:hAnsi="Segoe UI" w:eastAsia="Segoe UI" w:cs="Segoe UI"/>
+                <w:i w:val="0"/>
+                <w:iCs w:val="0"/>
+                <w:caps w:val="0"/>
+                <w:snapToGrid w:val="0"/>
+                <w:color w:val="000000"/>
+                <w:spacing w:val="0"/>
+                <w:kern w:val="0"/>
+                <w:sz w:val="18"/>
+                <w:szCs w:val="18"/>
+                <w:lang w:val="en-US" w:eastAsia="zh-CN"/>
+              </w:rPr>
+              <w:t>运维工程师（现场）</w:t>
+            </w:r>
+          </w:p>
+        </w:tc>
+        <w:tc>
+          <w:tcPr>
+            <w:tcW w:w="0" w:type="auto"/>
+            <w:tcBorders>
+              <w:top w:val="single" w:color="auto" w:sz="4" w:space="0"/>
+              <w:left w:val="single" w:color="auto" w:sz="4" w:space="0"/>
+              <w:bottom w:val="nil"/>
+              <w:right w:val="nil"/>
+            </w:tcBorders>
+            <w:shd w:val="clear" w:color="auto" w:fill="auto"/>
+            <w:tcMar>
+              <w:top w:w="120" w:type="dxa"/>
+              <w:left w:w="192" w:type="dxa"/>
+              <w:bottom w:w="120" w:type="dxa"/>
+              <w:right w:w="192" w:type="dxa"/>
+            </w:tcMar>
+            <w:vAlign w:val="center"/>
+          </w:tcPr>
+          <w:p>
+            <w:pPr>
+              <w:keepNext w:val="0"/>
+              <w:keepLines w:val="0"/>
+              <w:widowControl/>
+              <w:suppressLineNumbers w:val="0"/>
+              <w:snapToGrid w:val="0"/>
+              <w:spacing w:line="240" w:lineRule="auto"/>
+              <w:ind w:left="0" w:leftChars="0" w:right="0" w:rightChars="0" w:firstLine="0" w:firstLineChars="0"/>
+              <w:jc w:val="left"/>
+              <w:rPr>
+                <w:rFonts w:hint="default" w:ascii="Segoe UI" w:hAnsi="Segoe UI" w:eastAsia="Segoe UI" w:cs="Segoe UI"/>
+                <w:i w:val="0"/>
+                <w:iCs w:val="0"/>
+                <w:caps w:val="0"/>
+                <w:color w:val="0F1115"/>
+                <w:spacing w:val="0"/>
+                <w:sz w:val="18"/>
+                <w:szCs w:val="18"/>
+              </w:rPr>
+            </w:pPr>
+            <w:r>
+              <w:rPr>
+                <w:rFonts w:hint="default" w:ascii="Segoe UI" w:hAnsi="Segoe UI" w:eastAsia="Segoe UI" w:cs="Segoe UI"/>
+                <w:i w:val="0"/>
+                <w:iCs w:val="0"/>
+                <w:caps w:val="0"/>
+                <w:snapToGrid w:val="0"/>
+                <w:color w:val="000000"/>
+                <w:spacing w:val="0"/>
+                <w:kern w:val="0"/>
+                <w:sz w:val="18"/>
+                <w:szCs w:val="18"/>
+                <w:lang w:val="en-US" w:eastAsia="zh-CN"/>
+              </w:rPr>
+              <w:t>2名</w:t>
+            </w:r>
+          </w:p>
+        </w:tc>
+        <w:tc>
+          <w:tcPr>
+            <w:tcW w:w="4641" w:type="dxa"/>
+            <w:tcBorders>
+              <w:top w:val="single" w:color="auto" w:sz="4" w:space="0"/>
+              <w:left w:val="single" w:color="auto" w:sz="4" w:space="0"/>
+              <w:bottom w:val="nil"/>
+              <w:right w:val="single" w:color="auto" w:sz="12" w:space="0"/>
+            </w:tcBorders>
+            <w:shd w:val="clear" w:color="auto" w:fill="auto"/>
+            <w:tcMar>
+              <w:top w:w="120" w:type="dxa"/>
+              <w:left w:w="192" w:type="dxa"/>
+              <w:bottom w:w="120" w:type="dxa"/>
+              <w:right w:w="-1" w:type="dxa"/>
+            </w:tcMar>
+            <w:vAlign w:val="center"/>
+          </w:tcPr>
+          <w:p>
+            <w:pPr>
+              <w:keepNext w:val="0"/>
+              <w:keepLines w:val="0"/>
+              <w:widowControl/>
+              <w:suppressLineNumbers w:val="0"/>
+              <w:snapToGrid w:val="0"/>
+              <w:spacing w:line="240" w:lineRule="auto"/>
+              <w:ind w:left="0" w:leftChars="0" w:right="0" w:rightChars="0" w:firstLine="0" w:firstLineChars="0"/>
+              <w:jc w:val="left"/>
+              <w:rPr>
+                <w:rFonts w:hint="default" w:ascii="Segoe UI" w:hAnsi="Segoe UI" w:eastAsia="Segoe UI" w:cs="Segoe UI"/>
+                <w:i w:val="0"/>
+                <w:iCs w:val="0"/>
+                <w:caps w:val="0"/>
+                <w:color w:val="0F1115"/>
+                <w:spacing w:val="0"/>
+                <w:sz w:val="18"/>
+                <w:szCs w:val="18"/>
+              </w:rPr>
+            </w:pPr>
+            <w:r>
+              <w:rPr>
+                <w:rFonts w:hint="default" w:ascii="Segoe UI" w:hAnsi="Segoe UI" w:eastAsia="Segoe UI" w:cs="Segoe UI"/>
+                <w:i w:val="0"/>
+                <w:iCs w:val="0"/>
+                <w:caps w:val="0"/>
+                <w:snapToGrid w:val="0"/>
+                <w:color w:val="000000"/>
+                <w:spacing w:val="0"/>
+                <w:kern w:val="0"/>
+                <w:sz w:val="18"/>
+                <w:szCs w:val="18"/>
+                <w:lang w:val="en-US" w:eastAsia="zh-CN"/>
+              </w:rPr>
+              <w:t>现场巡检、故障排查、设备更换、维修作业</w:t>
             </w:r>
           </w:p>
         </w:tc>
@@ -4967,7 +5365,7 @@
                 <w:szCs w:val="18"/>
                 <w:lang w:val="en-US" w:eastAsia="zh-CN"/>
               </w:rPr>
-              <w:t>项目负责人</w:t>
+              <w:t>服务台专员</w:t>
             </w:r>
           </w:p>
         </w:tc>
@@ -5024,7 +5422,7 @@
                 <w:szCs w:val="18"/>
                 <w:lang w:val="en-US" w:eastAsia="zh-CN"/>
               </w:rPr>
-              <w:t>运维部经理</w:t>
+              <w:t>1名</w:t>
             </w:r>
           </w:p>
         </w:tc>
@@ -5081,7 +5479,7 @@
                 <w:szCs w:val="18"/>
                 <w:lang w:val="en-US" w:eastAsia="zh-CN"/>
               </w:rPr>
-              <w:t>项目整体协调、资源调配、质量监督、客户沟通</w:t>
+              <w:t>7×24小时故障受理、工单派发、进度跟踪、回访</w:t>
             </w:r>
           </w:p>
         </w:tc>
@@ -5096,392 +5494,7 @@
             <w:insideH w:val="none" w:color="auto" w:sz="0" w:space="0"/>
             <w:insideV w:val="none" w:color="auto" w:sz="0" w:space="0"/>
           </w:tblBorders>
-          <w:tblCellMar>
-            <w:top w:w="15" w:type="dxa"/>
-            <w:left w:w="15" w:type="dxa"/>
-            <w:bottom w:w="15" w:type="dxa"/>
-            <w:right w:w="15" w:type="dxa"/>
-          </w:tblCellMar>
-        </w:tblPrEx>
-        <w:trPr>
-          <w:trHeight w:val="0" w:hRule="atLeast"/>
-          <w:jc w:val="center"/>
-        </w:trPr>
-        <w:tc>
-          <w:tcPr>
-            <w:tcW w:w="0" w:type="auto"/>
-            <w:tcBorders>
-              <w:top w:val="single" w:color="auto" w:sz="4" w:space="0"/>
-              <w:left w:val="single" w:color="auto" w:sz="12" w:space="0"/>
-              <w:bottom w:val="nil"/>
-              <w:right w:val="nil"/>
-            </w:tcBorders>
-            <w:shd w:val="clear" w:color="auto" w:fill="auto"/>
-            <w:tcMar>
-              <w:top w:w="120" w:type="dxa"/>
-              <w:left w:w="-1" w:type="dxa"/>
-              <w:bottom w:w="120" w:type="dxa"/>
-              <w:right w:w="192" w:type="dxa"/>
-            </w:tcMar>
-            <w:vAlign w:val="center"/>
-          </w:tcPr>
-          <w:p>
-            <w:pPr>
-              <w:keepNext w:val="0"/>
-              <w:keepLines w:val="0"/>
-              <w:widowControl/>
-              <w:suppressLineNumbers w:val="0"/>
-              <w:snapToGrid w:val="0"/>
-              <w:spacing w:line="240" w:lineRule="auto"/>
-              <w:ind w:left="0" w:leftChars="0" w:right="0" w:rightChars="0" w:firstLine="0" w:firstLineChars="0"/>
-              <w:jc w:val="center"/>
-              <w:rPr>
-                <w:rFonts w:hint="default" w:ascii="Segoe UI" w:hAnsi="Segoe UI" w:eastAsia="Segoe UI" w:cs="Segoe UI"/>
-                <w:i w:val="0"/>
-                <w:iCs w:val="0"/>
-                <w:caps w:val="0"/>
-                <w:color w:val="0F1115"/>
-                <w:spacing w:val="0"/>
-                <w:sz w:val="18"/>
-                <w:szCs w:val="18"/>
-              </w:rPr>
-            </w:pPr>
-            <w:r>
-              <w:rPr>
-                <w:rFonts w:hint="default" w:ascii="Segoe UI" w:hAnsi="Segoe UI" w:eastAsia="Segoe UI" w:cs="Segoe UI"/>
-                <w:i w:val="0"/>
-                <w:iCs w:val="0"/>
-                <w:caps w:val="0"/>
-                <w:snapToGrid w:val="0"/>
-                <w:color w:val="000000"/>
-                <w:spacing w:val="0"/>
-                <w:kern w:val="0"/>
-                <w:sz w:val="18"/>
-                <w:szCs w:val="18"/>
-                <w:lang w:val="en-US" w:eastAsia="zh-CN"/>
-              </w:rPr>
-              <w:t>运维工程师（现场）</w:t>
-            </w:r>
-          </w:p>
-        </w:tc>
-        <w:tc>
-          <w:tcPr>
-            <w:tcW w:w="0" w:type="auto"/>
-            <w:tcBorders>
-              <w:top w:val="single" w:color="auto" w:sz="4" w:space="0"/>
-              <w:left w:val="single" w:color="auto" w:sz="4" w:space="0"/>
-              <w:bottom w:val="nil"/>
-              <w:right w:val="nil"/>
-            </w:tcBorders>
-            <w:shd w:val="clear" w:color="auto" w:fill="auto"/>
-            <w:tcMar>
-              <w:top w:w="120" w:type="dxa"/>
-              <w:left w:w="192" w:type="dxa"/>
-              <w:bottom w:w="120" w:type="dxa"/>
-              <w:right w:w="192" w:type="dxa"/>
-            </w:tcMar>
-            <w:vAlign w:val="center"/>
-          </w:tcPr>
-          <w:p>
-            <w:pPr>
-              <w:keepNext w:val="0"/>
-              <w:keepLines w:val="0"/>
-              <w:widowControl/>
-              <w:suppressLineNumbers w:val="0"/>
-              <w:snapToGrid w:val="0"/>
-              <w:spacing w:line="240" w:lineRule="auto"/>
-              <w:ind w:left="0" w:leftChars="0" w:right="0" w:rightChars="0" w:firstLine="0" w:firstLineChars="0"/>
-              <w:jc w:val="left"/>
-              <w:rPr>
-                <w:rFonts w:hint="default" w:ascii="Segoe UI" w:hAnsi="Segoe UI" w:eastAsia="Segoe UI" w:cs="Segoe UI"/>
-                <w:i w:val="0"/>
-                <w:iCs w:val="0"/>
-                <w:caps w:val="0"/>
-                <w:color w:val="0F1115"/>
-                <w:spacing w:val="0"/>
-                <w:sz w:val="18"/>
-                <w:szCs w:val="18"/>
-              </w:rPr>
-            </w:pPr>
-            <w:r>
-              <w:rPr>
-                <w:rFonts w:hint="default" w:ascii="Segoe UI" w:hAnsi="Segoe UI" w:eastAsia="Segoe UI" w:cs="Segoe UI"/>
-                <w:i w:val="0"/>
-                <w:iCs w:val="0"/>
-                <w:caps w:val="0"/>
-                <w:snapToGrid w:val="0"/>
-                <w:color w:val="000000"/>
-                <w:spacing w:val="0"/>
-                <w:kern w:val="0"/>
-                <w:sz w:val="18"/>
-                <w:szCs w:val="18"/>
-                <w:lang w:val="en-US" w:eastAsia="zh-CN"/>
-              </w:rPr>
-              <w:t>2名</w:t>
-            </w:r>
-          </w:p>
-        </w:tc>
-        <w:tc>
-          <w:tcPr>
-            <w:tcW w:w="4641" w:type="dxa"/>
-            <w:tcBorders>
-              <w:top w:val="single" w:color="auto" w:sz="4" w:space="0"/>
-              <w:left w:val="single" w:color="auto" w:sz="4" w:space="0"/>
-              <w:bottom w:val="nil"/>
-              <w:right w:val="single" w:color="auto" w:sz="12" w:space="0"/>
-            </w:tcBorders>
-            <w:shd w:val="clear" w:color="auto" w:fill="auto"/>
-            <w:tcMar>
-              <w:top w:w="120" w:type="dxa"/>
-              <w:left w:w="192" w:type="dxa"/>
-              <w:bottom w:w="120" w:type="dxa"/>
-              <w:right w:w="-1" w:type="dxa"/>
-            </w:tcMar>
-            <w:vAlign w:val="center"/>
-          </w:tcPr>
-          <w:p>
-            <w:pPr>
-              <w:keepNext w:val="0"/>
-              <w:keepLines w:val="0"/>
-              <w:widowControl/>
-              <w:suppressLineNumbers w:val="0"/>
-              <w:snapToGrid w:val="0"/>
-              <w:spacing w:line="240" w:lineRule="auto"/>
-              <w:ind w:left="0" w:leftChars="0" w:right="0" w:rightChars="0" w:firstLine="0" w:firstLineChars="0"/>
-              <w:jc w:val="left"/>
-              <w:rPr>
-                <w:rFonts w:hint="default" w:ascii="Segoe UI" w:hAnsi="Segoe UI" w:eastAsia="Segoe UI" w:cs="Segoe UI"/>
-                <w:i w:val="0"/>
-                <w:iCs w:val="0"/>
-                <w:caps w:val="0"/>
-                <w:color w:val="0F1115"/>
-                <w:spacing w:val="0"/>
-                <w:sz w:val="18"/>
-                <w:szCs w:val="18"/>
-              </w:rPr>
-            </w:pPr>
-            <w:r>
-              <w:rPr>
-                <w:rFonts w:hint="default" w:ascii="Segoe UI" w:hAnsi="Segoe UI" w:eastAsia="Segoe UI" w:cs="Segoe UI"/>
-                <w:i w:val="0"/>
-                <w:iCs w:val="0"/>
-                <w:caps w:val="0"/>
-                <w:snapToGrid w:val="0"/>
-                <w:color w:val="000000"/>
-                <w:spacing w:val="0"/>
-                <w:kern w:val="0"/>
-                <w:sz w:val="18"/>
-                <w:szCs w:val="18"/>
-                <w:lang w:val="en-US" w:eastAsia="zh-CN"/>
-              </w:rPr>
-              <w:t>现场巡检、故障排查、设备更换、维修作业</w:t>
-            </w:r>
-          </w:p>
-        </w:tc>
-      </w:tr>
-      <w:tr>
-        <w:tblPrEx>
-          <w:tblBorders>
-            <w:top w:val="none" w:color="auto" w:sz="0" w:space="0"/>
-            <w:left w:val="none" w:color="auto" w:sz="0" w:space="0"/>
-            <w:bottom w:val="none" w:color="auto" w:sz="0" w:space="0"/>
-            <w:right w:val="none" w:color="auto" w:sz="0" w:space="0"/>
-            <w:insideH w:val="none" w:color="auto" w:sz="0" w:space="0"/>
-            <w:insideV w:val="none" w:color="auto" w:sz="0" w:space="0"/>
-          </w:tblBorders>
-          <w:tblCellMar>
-            <w:top w:w="15" w:type="dxa"/>
-            <w:left w:w="15" w:type="dxa"/>
-            <w:bottom w:w="15" w:type="dxa"/>
-            <w:right w:w="15" w:type="dxa"/>
-          </w:tblCellMar>
-        </w:tblPrEx>
-        <w:trPr>
-          <w:trHeight w:val="0" w:hRule="atLeast"/>
-          <w:jc w:val="center"/>
-        </w:trPr>
-        <w:tc>
-          <w:tcPr>
-            <w:tcW w:w="0" w:type="auto"/>
-            <w:tcBorders>
-              <w:top w:val="single" w:color="auto" w:sz="4" w:space="0"/>
-              <w:left w:val="single" w:color="auto" w:sz="12" w:space="0"/>
-              <w:bottom w:val="nil"/>
-              <w:right w:val="nil"/>
-            </w:tcBorders>
-            <w:shd w:val="clear" w:color="auto" w:fill="auto"/>
-            <w:tcMar>
-              <w:top w:w="120" w:type="dxa"/>
-              <w:left w:w="-1" w:type="dxa"/>
-              <w:bottom w:w="120" w:type="dxa"/>
-              <w:right w:w="192" w:type="dxa"/>
-            </w:tcMar>
-            <w:vAlign w:val="center"/>
-          </w:tcPr>
-          <w:p>
-            <w:pPr>
-              <w:keepNext w:val="0"/>
-              <w:keepLines w:val="0"/>
-              <w:widowControl/>
-              <w:suppressLineNumbers w:val="0"/>
-              <w:snapToGrid w:val="0"/>
-              <w:spacing w:line="240" w:lineRule="auto"/>
-              <w:ind w:left="0" w:leftChars="0" w:right="0" w:rightChars="0" w:firstLine="0" w:firstLineChars="0"/>
-              <w:jc w:val="center"/>
-              <w:rPr>
-                <w:rFonts w:hint="default" w:ascii="Segoe UI" w:hAnsi="Segoe UI" w:eastAsia="Segoe UI" w:cs="Segoe UI"/>
-                <w:i w:val="0"/>
-                <w:iCs w:val="0"/>
-                <w:caps w:val="0"/>
-                <w:color w:val="0F1115"/>
-                <w:spacing w:val="0"/>
-                <w:sz w:val="18"/>
-                <w:szCs w:val="18"/>
-              </w:rPr>
-            </w:pPr>
-            <w:r>
-              <w:rPr>
-                <w:rFonts w:hint="default" w:ascii="Segoe UI" w:hAnsi="Segoe UI" w:eastAsia="Segoe UI" w:cs="Segoe UI"/>
-                <w:i w:val="0"/>
-                <w:iCs w:val="0"/>
-                <w:caps w:val="0"/>
-                <w:snapToGrid w:val="0"/>
-                <w:color w:val="000000"/>
-                <w:spacing w:val="0"/>
-                <w:kern w:val="0"/>
-                <w:sz w:val="18"/>
-                <w:szCs w:val="18"/>
-                <w:lang w:val="en-US" w:eastAsia="zh-CN"/>
-              </w:rPr>
-              <w:t>服务台专员</w:t>
-            </w:r>
-          </w:p>
-        </w:tc>
-        <w:tc>
-          <w:tcPr>
-            <w:tcW w:w="0" w:type="auto"/>
-            <w:tcBorders>
-              <w:top w:val="single" w:color="auto" w:sz="4" w:space="0"/>
-              <w:left w:val="single" w:color="auto" w:sz="4" w:space="0"/>
-              <w:bottom w:val="nil"/>
-              <w:right w:val="nil"/>
-            </w:tcBorders>
-            <w:shd w:val="clear" w:color="auto" w:fill="auto"/>
-            <w:tcMar>
-              <w:top w:w="120" w:type="dxa"/>
-              <w:left w:w="192" w:type="dxa"/>
-              <w:bottom w:w="120" w:type="dxa"/>
-              <w:right w:w="192" w:type="dxa"/>
-            </w:tcMar>
-            <w:vAlign w:val="center"/>
-          </w:tcPr>
-          <w:p>
-            <w:pPr>
-              <w:keepNext w:val="0"/>
-              <w:keepLines w:val="0"/>
-              <w:widowControl/>
-              <w:suppressLineNumbers w:val="0"/>
-              <w:snapToGrid w:val="0"/>
-              <w:spacing w:line="240" w:lineRule="auto"/>
-              <w:ind w:left="0" w:leftChars="0" w:right="0" w:rightChars="0" w:firstLine="0" w:firstLineChars="0"/>
-              <w:jc w:val="left"/>
-              <w:rPr>
-                <w:rFonts w:hint="default" w:ascii="Segoe UI" w:hAnsi="Segoe UI" w:eastAsia="Segoe UI" w:cs="Segoe UI"/>
-                <w:i w:val="0"/>
-                <w:iCs w:val="0"/>
-                <w:caps w:val="0"/>
-                <w:color w:val="0F1115"/>
-                <w:spacing w:val="0"/>
-                <w:sz w:val="18"/>
-                <w:szCs w:val="18"/>
-              </w:rPr>
-            </w:pPr>
-            <w:r>
-              <w:rPr>
-                <w:rFonts w:hint="default" w:ascii="Segoe UI" w:hAnsi="Segoe UI" w:eastAsia="Segoe UI" w:cs="Segoe UI"/>
-                <w:i w:val="0"/>
-                <w:iCs w:val="0"/>
-                <w:caps w:val="0"/>
-                <w:snapToGrid w:val="0"/>
-                <w:color w:val="000000"/>
-                <w:spacing w:val="0"/>
-                <w:kern w:val="0"/>
-                <w:sz w:val="18"/>
-                <w:szCs w:val="18"/>
-                <w:lang w:val="en-US" w:eastAsia="zh-CN"/>
-              </w:rPr>
-              <w:t>1名</w:t>
-            </w:r>
-          </w:p>
-        </w:tc>
-        <w:tc>
-          <w:tcPr>
-            <w:tcW w:w="4641" w:type="dxa"/>
-            <w:tcBorders>
-              <w:top w:val="single" w:color="auto" w:sz="4" w:space="0"/>
-              <w:left w:val="single" w:color="auto" w:sz="4" w:space="0"/>
-              <w:bottom w:val="nil"/>
-              <w:right w:val="single" w:color="auto" w:sz="12" w:space="0"/>
-            </w:tcBorders>
-            <w:shd w:val="clear" w:color="auto" w:fill="auto"/>
-            <w:tcMar>
-              <w:top w:w="120" w:type="dxa"/>
-              <w:left w:w="192" w:type="dxa"/>
-              <w:bottom w:w="120" w:type="dxa"/>
-              <w:right w:w="-1" w:type="dxa"/>
-            </w:tcMar>
-            <w:vAlign w:val="center"/>
-          </w:tcPr>
-          <w:p>
-            <w:pPr>
-              <w:keepNext w:val="0"/>
-              <w:keepLines w:val="0"/>
-              <w:widowControl/>
-              <w:suppressLineNumbers w:val="0"/>
-              <w:snapToGrid w:val="0"/>
-              <w:spacing w:line="240" w:lineRule="auto"/>
-              <w:ind w:left="0" w:leftChars="0" w:right="0" w:rightChars="0" w:firstLine="0" w:firstLineChars="0"/>
-              <w:jc w:val="left"/>
-              <w:rPr>
-                <w:rFonts w:hint="default" w:ascii="Segoe UI" w:hAnsi="Segoe UI" w:eastAsia="Segoe UI" w:cs="Segoe UI"/>
-                <w:i w:val="0"/>
-                <w:iCs w:val="0"/>
-                <w:caps w:val="0"/>
-                <w:color w:val="0F1115"/>
-                <w:spacing w:val="0"/>
-                <w:sz w:val="18"/>
-                <w:szCs w:val="18"/>
-              </w:rPr>
-            </w:pPr>
-            <w:r>
-              <w:rPr>
-                <w:rFonts w:hint="default" w:ascii="Segoe UI" w:hAnsi="Segoe UI" w:eastAsia="Segoe UI" w:cs="Segoe UI"/>
-                <w:i w:val="0"/>
-                <w:iCs w:val="0"/>
-                <w:caps w:val="0"/>
-                <w:snapToGrid w:val="0"/>
-                <w:color w:val="000000"/>
-                <w:spacing w:val="0"/>
-                <w:kern w:val="0"/>
-                <w:sz w:val="18"/>
-                <w:szCs w:val="18"/>
-                <w:lang w:val="en-US" w:eastAsia="zh-CN"/>
-              </w:rPr>
-              <w:t>7×24小时故障受理、工单派发、进度跟踪、回访</w:t>
-            </w:r>
-          </w:p>
-        </w:tc>
-      </w:tr>
-      <w:tr>
-        <w:tblPrEx>
-          <w:tblBorders>
-            <w:top w:val="none" w:color="auto" w:sz="0" w:space="0"/>
-            <w:left w:val="none" w:color="auto" w:sz="0" w:space="0"/>
-            <w:bottom w:val="none" w:color="auto" w:sz="0" w:space="0"/>
-            <w:right w:val="none" w:color="auto" w:sz="0" w:space="0"/>
-            <w:insideH w:val="none" w:color="auto" w:sz="0" w:space="0"/>
-            <w:insideV w:val="none" w:color="auto" w:sz="0" w:space="0"/>
-          </w:tblBorders>
+          <w:shd w:val="clear" w:color="auto" w:fill="auto"/>
           <w:tblCellMar>
             <w:top w:w="15" w:type="dxa"/>
             <w:left w:w="15" w:type="dxa"/>
@@ -8960,7 +8973,6 @@
             <w:insideH w:val="none" w:color="auto" w:sz="0" w:space="0"/>
             <w:insideV w:val="none" w:color="auto" w:sz="0" w:space="0"/>
           </w:tblBorders>
-          <w:shd w:val="clear" w:color="auto" w:fill="auto"/>
           <w:tblCellMar>
             <w:top w:w="15" w:type="dxa"/>
             <w:left w:w="15" w:type="dxa"/>
@@ -9097,7 +9109,6 @@
             <w:insideH w:val="none" w:color="auto" w:sz="0" w:space="0"/>
             <w:insideV w:val="none" w:color="auto" w:sz="0" w:space="0"/>
           </w:tblBorders>
-          <w:shd w:val="clear" w:color="auto" w:fill="auto"/>
           <w:tblCellMar>
             <w:top w:w="15" w:type="dxa"/>
             <w:left w:w="15" w:type="dxa"/>
@@ -9669,6 +9680,7 @@
             <w:insideH w:val="none" w:color="auto" w:sz="0" w:space="0"/>
             <w:insideV w:val="none" w:color="auto" w:sz="0" w:space="0"/>
           </w:tblBorders>
+          <w:shd w:val="clear" w:color="auto" w:fill="auto"/>
           <w:tblCellMar>
             <w:top w:w="15" w:type="dxa"/>
             <w:left w:w="15" w:type="dxa"/>
@@ -10088,6 +10100,7 @@
             <w:insideH w:val="none" w:color="auto" w:sz="0" w:space="0"/>
             <w:insideV w:val="none" w:color="auto" w:sz="0" w:space="0"/>
           </w:tblBorders>
+          <w:shd w:val="clear" w:color="auto" w:fill="auto"/>
           <w:tblCellMar>
             <w:top w:w="15" w:type="dxa"/>
             <w:left w:w="15" w:type="dxa"/>
@@ -10281,6 +10294,7 @@
             <w:insideH w:val="none" w:color="auto" w:sz="0" w:space="0"/>
             <w:insideV w:val="none" w:color="auto" w:sz="0" w:space="0"/>
           </w:tblBorders>
+          <w:shd w:val="clear" w:color="auto" w:fill="auto"/>
           <w:tblCellMar>
             <w:top w:w="15" w:type="dxa"/>
             <w:left w:w="15" w:type="dxa"/>
@@ -11199,7 +11213,6 @@
             <w:insideH w:val="none" w:color="auto" w:sz="0" w:space="0"/>
             <w:insideV w:val="none" w:color="auto" w:sz="0" w:space="0"/>
           </w:tblBorders>
-          <w:shd w:val="clear" w:color="auto" w:fill="auto"/>
           <w:tblCellMar>
             <w:top w:w="15" w:type="dxa"/>
             <w:left w:w="15" w:type="dxa"/>
@@ -11587,7 +11600,6 @@
             <w:insideH w:val="none" w:color="auto" w:sz="0" w:space="0"/>
             <w:insideV w:val="none" w:color="auto" w:sz="0" w:space="0"/>
           </w:tblBorders>
-          <w:shd w:val="clear" w:color="auto" w:fill="auto"/>
           <w:tblCellMar>
             <w:top w:w="15" w:type="dxa"/>
             <w:left w:w="15" w:type="dxa"/>
